--- a/report/MyAgent学习报告.docx
+++ b/report/MyAgent学习报告.docx
@@ -249,6 +249,12 @@
     <w:sdt>
       <w:sdtPr>
         <w:rPr>
+          <w:rFonts w:ascii="宋体" w:eastAsia="宋体" w:hAnsi="宋体" w:cstheme="minorBidi"/>
+          <w:b w:val="0"/>
+          <w:bCs w:val="0"/>
+          <w:color w:val="auto"/>
+          <w:sz w:val="22"/>
+          <w:szCs w:val="22"/>
           <w:lang w:val="zh-CN" w:eastAsia="zh-CN"/>
         </w:rPr>
         <w:id w:val="-1299140030"/>
@@ -259,10 +265,6 @@
       </w:sdtPr>
       <w:sdtEndPr>
         <w:rPr>
-          <w:rFonts w:ascii="宋体" w:eastAsia="宋体" w:hAnsi="宋体" w:cstheme="minorBidi"/>
-          <w:color w:val="auto"/>
-          <w:sz w:val="22"/>
-          <w:szCs w:val="22"/>
           <w:lang w:eastAsia="en-US"/>
         </w:rPr>
       </w:sdtEndPr>
@@ -270,9 +272,6 @@
         <w:p>
           <w:pPr>
             <w:pStyle w:val="TOC"/>
-            <w:rPr>
-              <w:rFonts w:hint="eastAsia"/>
-            </w:rPr>
           </w:pPr>
           <w:r>
             <w:rPr>
@@ -295,8 +294,12 @@
               <w:tab w:val="right" w:leader="dot" w:pos="8636"/>
             </w:tabs>
             <w:rPr>
-              <w:rFonts w:hint="eastAsia"/>
+              <w:rFonts w:asciiTheme="minorHAnsi" w:eastAsiaTheme="minorEastAsia" w:hAnsiTheme="minorHAnsi" w:hint="eastAsia"/>
               <w:noProof/>
+              <w:kern w:val="2"/>
+              <w:szCs w:val="24"/>
+              <w:lang w:eastAsia="zh-CN"/>
+              <w14:ligatures w14:val="standardContextual"/>
             </w:rPr>
           </w:pPr>
           <w:r>
@@ -306,12 +309,9 @@
             <w:instrText xml:space="preserve"> TOC \o "1-3" \h \z \u </w:instrText>
           </w:r>
           <w:r>
-            <w:rPr>
-              <w:rFonts w:hint="eastAsia"/>
-            </w:rPr>
             <w:fldChar w:fldCharType="separate"/>
           </w:r>
-          <w:hyperlink w:anchor="_Toc231231950" w:history="1">
+          <w:hyperlink w:anchor="_Toc231232460" w:history="1">
             <w:r>
               <w:rPr>
                 <w:rStyle w:val="aff9"/>
@@ -319,7 +319,7 @@
                 <w:noProof/>
                 <w:lang w:eastAsia="zh-CN"/>
               </w:rPr>
-              <w:t>目  录</w:t>
+              <w:t>第一章  项目概述</w:t>
             </w:r>
             <w:r>
               <w:rPr>
@@ -350,7 +350,7 @@
                 <w:noProof/>
                 <w:webHidden/>
               </w:rPr>
-              <w:instrText>PAGEREF _Toc231231950 \h</w:instrText>
+              <w:instrText>PAGEREF _Toc231232460 \h</w:instrText>
             </w:r>
             <w:r>
               <w:rPr>
@@ -381,100 +381,7 @@
                 <w:noProof/>
                 <w:webHidden/>
               </w:rPr>
-              <w:t>2</w:t>
-            </w:r>
-            <w:r>
-              <w:rPr>
-                <w:rFonts w:hint="eastAsia"/>
-                <w:noProof/>
-                <w:webHidden/>
-              </w:rPr>
-              <w:fldChar w:fldCharType="end"/>
-            </w:r>
-          </w:hyperlink>
-        </w:p>
-        <w:p>
-          <w:pPr>
-            <w:pStyle w:val="TOC1"/>
-            <w:tabs>
-              <w:tab w:val="right" w:leader="dot" w:pos="8636"/>
-            </w:tabs>
-            <w:rPr>
-              <w:rFonts w:hint="eastAsia"/>
-              <w:noProof/>
-            </w:rPr>
-          </w:pPr>
-          <w:hyperlink w:anchor="_Toc231231951" w:history="1">
-            <w:r>
-              <w:rPr>
-                <w:rStyle w:val="aff9"/>
-                <w:rFonts w:hint="eastAsia"/>
-                <w:noProof/>
-                <w:lang w:eastAsia="zh-CN"/>
-              </w:rPr>
-              <w:t>第一章  项目概述</w:t>
-            </w:r>
-            <w:r>
-              <w:rPr>
-                <w:rFonts w:hint="eastAsia"/>
-                <w:noProof/>
-                <w:webHidden/>
-              </w:rPr>
-              <w:tab/>
-            </w:r>
-            <w:r>
-              <w:rPr>
-                <w:rFonts w:hint="eastAsia"/>
-                <w:noProof/>
-                <w:webHidden/>
-              </w:rPr>
-              <w:fldChar w:fldCharType="begin"/>
-            </w:r>
-            <w:r>
-              <w:rPr>
-                <w:rFonts w:hint="eastAsia"/>
-                <w:noProof/>
-                <w:webHidden/>
-              </w:rPr>
-              <w:instrText xml:space="preserve"> </w:instrText>
-            </w:r>
-            <w:r>
-              <w:rPr>
-                <w:noProof/>
-                <w:webHidden/>
-              </w:rPr>
-              <w:instrText>PAGEREF _Toc231231951 \h</w:instrText>
-            </w:r>
-            <w:r>
-              <w:rPr>
-                <w:rFonts w:hint="eastAsia"/>
-                <w:noProof/>
-                <w:webHidden/>
-              </w:rPr>
-              <w:instrText xml:space="preserve"> </w:instrText>
-            </w:r>
-            <w:r>
-              <w:rPr>
-                <w:rFonts w:hint="eastAsia"/>
-                <w:noProof/>
-                <w:webHidden/>
-              </w:rPr>
-            </w:r>
-            <w:r>
-              <w:rPr>
-                <w:rFonts w:hint="eastAsia"/>
-                <w:noProof/>
-                <w:webHidden/>
-              </w:rPr>
-              <w:fldChar w:fldCharType="separate"/>
-            </w:r>
-            <w:r>
-              <w:rPr>
-                <w:rFonts w:hint="eastAsia"/>
-                <w:noProof/>
-                <w:webHidden/>
-              </w:rPr>
-              <w:t>3</w:t>
+              <w:t>4</w:t>
             </w:r>
             <w:r>
               <w:rPr>
@@ -494,11 +401,15 @@
             </w:tabs>
             <w:ind w:left="440"/>
             <w:rPr>
-              <w:rFonts w:hint="eastAsia"/>
+              <w:rFonts w:asciiTheme="minorHAnsi" w:eastAsiaTheme="minorEastAsia" w:hAnsiTheme="minorHAnsi" w:hint="eastAsia"/>
               <w:noProof/>
+              <w:kern w:val="2"/>
+              <w:szCs w:val="24"/>
+              <w:lang w:eastAsia="zh-CN"/>
+              <w14:ligatures w14:val="standardContextual"/>
             </w:rPr>
           </w:pPr>
-          <w:hyperlink w:anchor="_Toc231231952" w:history="1">
+          <w:hyperlink w:anchor="_Toc231232461" w:history="1">
             <w:r>
               <w:rPr>
                 <w:rStyle w:val="aff9"/>
@@ -537,7 +448,7 @@
                 <w:noProof/>
                 <w:webHidden/>
               </w:rPr>
-              <w:instrText>PAGEREF _Toc231231952 \h</w:instrText>
+              <w:instrText>PAGEREF _Toc231232461 \h</w:instrText>
             </w:r>
             <w:r>
               <w:rPr>
@@ -568,7 +479,7 @@
                 <w:noProof/>
                 <w:webHidden/>
               </w:rPr>
-              <w:t>3</w:t>
+              <w:t>4</w:t>
             </w:r>
             <w:r>
               <w:rPr>
@@ -588,11 +499,15 @@
             </w:tabs>
             <w:ind w:left="440"/>
             <w:rPr>
-              <w:rFonts w:hint="eastAsia"/>
+              <w:rFonts w:asciiTheme="minorHAnsi" w:eastAsiaTheme="minorEastAsia" w:hAnsiTheme="minorHAnsi" w:hint="eastAsia"/>
               <w:noProof/>
+              <w:kern w:val="2"/>
+              <w:szCs w:val="24"/>
+              <w:lang w:eastAsia="zh-CN"/>
+              <w14:ligatures w14:val="standardContextual"/>
             </w:rPr>
           </w:pPr>
-          <w:hyperlink w:anchor="_Toc231231953" w:history="1">
+          <w:hyperlink w:anchor="_Toc231232462" w:history="1">
             <w:r>
               <w:rPr>
                 <w:rStyle w:val="aff9"/>
@@ -631,7 +546,7 @@
                 <w:noProof/>
                 <w:webHidden/>
               </w:rPr>
-              <w:instrText>PAGEREF _Toc231231953 \h</w:instrText>
+              <w:instrText>PAGEREF _Toc231232462 \h</w:instrText>
             </w:r>
             <w:r>
               <w:rPr>
@@ -662,7 +577,7 @@
                 <w:noProof/>
                 <w:webHidden/>
               </w:rPr>
-              <w:t>3</w:t>
+              <w:t>4</w:t>
             </w:r>
             <w:r>
               <w:rPr>
@@ -682,11 +597,15 @@
             </w:tabs>
             <w:ind w:left="440"/>
             <w:rPr>
-              <w:rFonts w:hint="eastAsia"/>
+              <w:rFonts w:asciiTheme="minorHAnsi" w:eastAsiaTheme="minorEastAsia" w:hAnsiTheme="minorHAnsi" w:hint="eastAsia"/>
               <w:noProof/>
+              <w:kern w:val="2"/>
+              <w:szCs w:val="24"/>
+              <w:lang w:eastAsia="zh-CN"/>
+              <w14:ligatures w14:val="standardContextual"/>
             </w:rPr>
           </w:pPr>
-          <w:hyperlink w:anchor="_Toc231231954" w:history="1">
+          <w:hyperlink w:anchor="_Toc231232463" w:history="1">
             <w:r>
               <w:rPr>
                 <w:rStyle w:val="aff9"/>
@@ -724,7 +643,7 @@
                 <w:noProof/>
                 <w:webHidden/>
               </w:rPr>
-              <w:instrText>PAGEREF _Toc231231954 \h</w:instrText>
+              <w:instrText>PAGEREF _Toc231232463 \h</w:instrText>
             </w:r>
             <w:r>
               <w:rPr>
@@ -755,7 +674,7 @@
                 <w:noProof/>
                 <w:webHidden/>
               </w:rPr>
-              <w:t>3</w:t>
+              <w:t>4</w:t>
             </w:r>
             <w:r>
               <w:rPr>
@@ -775,11 +694,15 @@
             </w:tabs>
             <w:ind w:left="440"/>
             <w:rPr>
-              <w:rFonts w:hint="eastAsia"/>
+              <w:rFonts w:asciiTheme="minorHAnsi" w:eastAsiaTheme="minorEastAsia" w:hAnsiTheme="minorHAnsi" w:hint="eastAsia"/>
               <w:noProof/>
+              <w:kern w:val="2"/>
+              <w:szCs w:val="24"/>
+              <w:lang w:eastAsia="zh-CN"/>
+              <w14:ligatures w14:val="standardContextual"/>
             </w:rPr>
           </w:pPr>
-          <w:hyperlink w:anchor="_Toc231231955" w:history="1">
+          <w:hyperlink w:anchor="_Toc231232464" w:history="1">
             <w:r>
               <w:rPr>
                 <w:rStyle w:val="aff9"/>
@@ -817,7 +740,7 @@
                 <w:noProof/>
                 <w:webHidden/>
               </w:rPr>
-              <w:instrText>PAGEREF _Toc231231955 \h</w:instrText>
+              <w:instrText>PAGEREF _Toc231232464 \h</w:instrText>
             </w:r>
             <w:r>
               <w:rPr>
@@ -848,7 +771,7 @@
                 <w:noProof/>
                 <w:webHidden/>
               </w:rPr>
-              <w:t>4</w:t>
+              <w:t>5</w:t>
             </w:r>
             <w:r>
               <w:rPr>
@@ -867,11 +790,15 @@
               <w:tab w:val="right" w:leader="dot" w:pos="8636"/>
             </w:tabs>
             <w:rPr>
-              <w:rFonts w:hint="eastAsia"/>
+              <w:rFonts w:asciiTheme="minorHAnsi" w:eastAsiaTheme="minorEastAsia" w:hAnsiTheme="minorHAnsi" w:hint="eastAsia"/>
               <w:noProof/>
+              <w:kern w:val="2"/>
+              <w:szCs w:val="24"/>
+              <w:lang w:eastAsia="zh-CN"/>
+              <w14:ligatures w14:val="standardContextual"/>
             </w:rPr>
           </w:pPr>
-          <w:hyperlink w:anchor="_Toc231231956" w:history="1">
+          <w:hyperlink w:anchor="_Toc231232465" w:history="1">
             <w:r>
               <w:rPr>
                 <w:rStyle w:val="aff9"/>
@@ -910,7 +837,7 @@
                 <w:noProof/>
                 <w:webHidden/>
               </w:rPr>
-              <w:instrText>PAGEREF _Toc231231956 \h</w:instrText>
+              <w:instrText>PAGEREF _Toc231232465 \h</w:instrText>
             </w:r>
             <w:r>
               <w:rPr>
@@ -941,7 +868,7 @@
                 <w:noProof/>
                 <w:webHidden/>
               </w:rPr>
-              <w:t>6</w:t>
+              <w:t>7</w:t>
             </w:r>
             <w:r>
               <w:rPr>
@@ -961,11 +888,15 @@
             </w:tabs>
             <w:ind w:left="440"/>
             <w:rPr>
-              <w:rFonts w:hint="eastAsia"/>
+              <w:rFonts w:asciiTheme="minorHAnsi" w:eastAsiaTheme="minorEastAsia" w:hAnsiTheme="minorHAnsi" w:hint="eastAsia"/>
               <w:noProof/>
+              <w:kern w:val="2"/>
+              <w:szCs w:val="24"/>
+              <w:lang w:eastAsia="zh-CN"/>
+              <w14:ligatures w14:val="standardContextual"/>
             </w:rPr>
           </w:pPr>
-          <w:hyperlink w:anchor="_Toc231231957" w:history="1">
+          <w:hyperlink w:anchor="_Toc231232466" w:history="1">
             <w:r>
               <w:rPr>
                 <w:rStyle w:val="aff9"/>
@@ -1003,7 +934,7 @@
                 <w:noProof/>
                 <w:webHidden/>
               </w:rPr>
-              <w:instrText>PAGEREF _Toc231231957 \h</w:instrText>
+              <w:instrText>PAGEREF _Toc231232466 \h</w:instrText>
             </w:r>
             <w:r>
               <w:rPr>
@@ -1034,7 +965,7 @@
                 <w:noProof/>
                 <w:webHidden/>
               </w:rPr>
-              <w:t>6</w:t>
+              <w:t>7</w:t>
             </w:r>
             <w:r>
               <w:rPr>
@@ -1054,11 +985,15 @@
             </w:tabs>
             <w:ind w:left="880"/>
             <w:rPr>
-              <w:rFonts w:hint="eastAsia"/>
+              <w:rFonts w:asciiTheme="minorHAnsi" w:eastAsiaTheme="minorEastAsia" w:hAnsiTheme="minorHAnsi" w:hint="eastAsia"/>
               <w:noProof/>
+              <w:kern w:val="2"/>
+              <w:szCs w:val="24"/>
+              <w:lang w:eastAsia="zh-CN"/>
+              <w14:ligatures w14:val="standardContextual"/>
             </w:rPr>
           </w:pPr>
-          <w:hyperlink w:anchor="_Toc231231958" w:history="1">
+          <w:hyperlink w:anchor="_Toc231232467" w:history="1">
             <w:r>
               <w:rPr>
                 <w:rStyle w:val="aff9"/>
@@ -1096,7 +1031,7 @@
                 <w:noProof/>
                 <w:webHidden/>
               </w:rPr>
-              <w:instrText>PAGEREF _Toc231231958 \h</w:instrText>
+              <w:instrText>PAGEREF _Toc231232467 \h</w:instrText>
             </w:r>
             <w:r>
               <w:rPr>
@@ -1127,7 +1062,7 @@
                 <w:noProof/>
                 <w:webHidden/>
               </w:rPr>
-              <w:t>6</w:t>
+              <w:t>7</w:t>
             </w:r>
             <w:r>
               <w:rPr>
@@ -1147,11 +1082,15 @@
             </w:tabs>
             <w:ind w:left="880"/>
             <w:rPr>
-              <w:rFonts w:hint="eastAsia"/>
+              <w:rFonts w:asciiTheme="minorHAnsi" w:eastAsiaTheme="minorEastAsia" w:hAnsiTheme="minorHAnsi" w:hint="eastAsia"/>
               <w:noProof/>
+              <w:kern w:val="2"/>
+              <w:szCs w:val="24"/>
+              <w:lang w:eastAsia="zh-CN"/>
+              <w14:ligatures w14:val="standardContextual"/>
             </w:rPr>
           </w:pPr>
-          <w:hyperlink w:anchor="_Toc231231959" w:history="1">
+          <w:hyperlink w:anchor="_Toc231232468" w:history="1">
             <w:r>
               <w:rPr>
                 <w:rStyle w:val="aff9"/>
@@ -1189,7 +1128,7 @@
                 <w:noProof/>
                 <w:webHidden/>
               </w:rPr>
-              <w:instrText>PAGEREF _Toc231231959 \h</w:instrText>
+              <w:instrText>PAGEREF _Toc231232468 \h</w:instrText>
             </w:r>
             <w:r>
               <w:rPr>
@@ -1220,7 +1159,7 @@
                 <w:noProof/>
                 <w:webHidden/>
               </w:rPr>
-              <w:t>6</w:t>
+              <w:t>7</w:t>
             </w:r>
             <w:r>
               <w:rPr>
@@ -1240,11 +1179,15 @@
             </w:tabs>
             <w:ind w:left="440"/>
             <w:rPr>
-              <w:rFonts w:hint="eastAsia"/>
+              <w:rFonts w:asciiTheme="minorHAnsi" w:eastAsiaTheme="minorEastAsia" w:hAnsiTheme="minorHAnsi" w:hint="eastAsia"/>
               <w:noProof/>
+              <w:kern w:val="2"/>
+              <w:szCs w:val="24"/>
+              <w:lang w:eastAsia="zh-CN"/>
+              <w14:ligatures w14:val="standardContextual"/>
             </w:rPr>
           </w:pPr>
-          <w:hyperlink w:anchor="_Toc231231960" w:history="1">
+          <w:hyperlink w:anchor="_Toc231232469" w:history="1">
             <w:r>
               <w:rPr>
                 <w:rStyle w:val="aff9"/>
@@ -1283,7 +1226,7 @@
                 <w:noProof/>
                 <w:webHidden/>
               </w:rPr>
-              <w:instrText>PAGEREF _Toc231231960 \h</w:instrText>
+              <w:instrText>PAGEREF _Toc231232469 \h</w:instrText>
             </w:r>
             <w:r>
               <w:rPr>
@@ -1314,7 +1257,7 @@
                 <w:noProof/>
                 <w:webHidden/>
               </w:rPr>
-              <w:t>7</w:t>
+              <w:t>8</w:t>
             </w:r>
             <w:r>
               <w:rPr>
@@ -1334,11 +1277,15 @@
             </w:tabs>
             <w:ind w:left="880"/>
             <w:rPr>
-              <w:rFonts w:hint="eastAsia"/>
+              <w:rFonts w:asciiTheme="minorHAnsi" w:eastAsiaTheme="minorEastAsia" w:hAnsiTheme="minorHAnsi" w:hint="eastAsia"/>
               <w:noProof/>
+              <w:kern w:val="2"/>
+              <w:szCs w:val="24"/>
+              <w:lang w:eastAsia="zh-CN"/>
+              <w14:ligatures w14:val="standardContextual"/>
             </w:rPr>
           </w:pPr>
-          <w:hyperlink w:anchor="_Toc231231961" w:history="1">
+          <w:hyperlink w:anchor="_Toc231232470" w:history="1">
             <w:r>
               <w:rPr>
                 <w:rStyle w:val="aff9"/>
@@ -1376,7 +1323,7 @@
                 <w:noProof/>
                 <w:webHidden/>
               </w:rPr>
-              <w:instrText>PAGEREF _Toc231231961 \h</w:instrText>
+              <w:instrText>PAGEREF _Toc231232470 \h</w:instrText>
             </w:r>
             <w:r>
               <w:rPr>
@@ -1407,7 +1354,7 @@
                 <w:noProof/>
                 <w:webHidden/>
               </w:rPr>
-              <w:t>7</w:t>
+              <w:t>8</w:t>
             </w:r>
             <w:r>
               <w:rPr>
@@ -1427,11 +1374,15 @@
             </w:tabs>
             <w:ind w:left="880"/>
             <w:rPr>
-              <w:rFonts w:hint="eastAsia"/>
+              <w:rFonts w:asciiTheme="minorHAnsi" w:eastAsiaTheme="minorEastAsia" w:hAnsiTheme="minorHAnsi" w:hint="eastAsia"/>
               <w:noProof/>
+              <w:kern w:val="2"/>
+              <w:szCs w:val="24"/>
+              <w:lang w:eastAsia="zh-CN"/>
+              <w14:ligatures w14:val="standardContextual"/>
             </w:rPr>
           </w:pPr>
-          <w:hyperlink w:anchor="_Toc231231962" w:history="1">
+          <w:hyperlink w:anchor="_Toc231232471" w:history="1">
             <w:r>
               <w:rPr>
                 <w:rStyle w:val="aff9"/>
@@ -1470,7 +1421,7 @@
                 <w:noProof/>
                 <w:webHidden/>
               </w:rPr>
-              <w:instrText>PAGEREF _Toc231231962 \h</w:instrText>
+              <w:instrText>PAGEREF _Toc231232471 \h</w:instrText>
             </w:r>
             <w:r>
               <w:rPr>
@@ -1501,7 +1452,7 @@
                 <w:noProof/>
                 <w:webHidden/>
               </w:rPr>
-              <w:t>8</w:t>
+              <w:t>9</w:t>
             </w:r>
             <w:r>
               <w:rPr>
@@ -1521,11 +1472,15 @@
             </w:tabs>
             <w:ind w:left="880"/>
             <w:rPr>
-              <w:rFonts w:hint="eastAsia"/>
+              <w:rFonts w:asciiTheme="minorHAnsi" w:eastAsiaTheme="minorEastAsia" w:hAnsiTheme="minorHAnsi" w:hint="eastAsia"/>
               <w:noProof/>
+              <w:kern w:val="2"/>
+              <w:szCs w:val="24"/>
+              <w:lang w:eastAsia="zh-CN"/>
+              <w14:ligatures w14:val="standardContextual"/>
             </w:rPr>
           </w:pPr>
-          <w:hyperlink w:anchor="_Toc231231963" w:history="1">
+          <w:hyperlink w:anchor="_Toc231232472" w:history="1">
             <w:r>
               <w:rPr>
                 <w:rStyle w:val="aff9"/>
@@ -1563,7 +1518,7 @@
                 <w:noProof/>
                 <w:webHidden/>
               </w:rPr>
-              <w:instrText>PAGEREF _Toc231231963 \h</w:instrText>
+              <w:instrText>PAGEREF _Toc231232472 \h</w:instrText>
             </w:r>
             <w:r>
               <w:rPr>
@@ -1594,7 +1549,7 @@
                 <w:noProof/>
                 <w:webHidden/>
               </w:rPr>
-              <w:t>8</w:t>
+              <w:t>9</w:t>
             </w:r>
             <w:r>
               <w:rPr>
@@ -1614,11 +1569,15 @@
             </w:tabs>
             <w:ind w:left="440"/>
             <w:rPr>
-              <w:rFonts w:hint="eastAsia"/>
+              <w:rFonts w:asciiTheme="minorHAnsi" w:eastAsiaTheme="minorEastAsia" w:hAnsiTheme="minorHAnsi" w:hint="eastAsia"/>
               <w:noProof/>
+              <w:kern w:val="2"/>
+              <w:szCs w:val="24"/>
+              <w:lang w:eastAsia="zh-CN"/>
+              <w14:ligatures w14:val="standardContextual"/>
             </w:rPr>
           </w:pPr>
-          <w:hyperlink w:anchor="_Toc231231964" w:history="1">
+          <w:hyperlink w:anchor="_Toc231232473" w:history="1">
             <w:r>
               <w:rPr>
                 <w:rStyle w:val="aff9"/>
@@ -1657,7 +1616,7 @@
                 <w:noProof/>
                 <w:webHidden/>
               </w:rPr>
-              <w:instrText>PAGEREF _Toc231231964 \h</w:instrText>
+              <w:instrText>PAGEREF _Toc231232473 \h</w:instrText>
             </w:r>
             <w:r>
               <w:rPr>
@@ -1688,7 +1647,7 @@
                 <w:noProof/>
                 <w:webHidden/>
               </w:rPr>
-              <w:t>9</w:t>
+              <w:t>10</w:t>
             </w:r>
             <w:r>
               <w:rPr>
@@ -1708,11 +1667,15 @@
             </w:tabs>
             <w:ind w:left="880"/>
             <w:rPr>
-              <w:rFonts w:hint="eastAsia"/>
+              <w:rFonts w:asciiTheme="minorHAnsi" w:eastAsiaTheme="minorEastAsia" w:hAnsiTheme="minorHAnsi" w:hint="eastAsia"/>
               <w:noProof/>
+              <w:kern w:val="2"/>
+              <w:szCs w:val="24"/>
+              <w:lang w:eastAsia="zh-CN"/>
+              <w14:ligatures w14:val="standardContextual"/>
             </w:rPr>
           </w:pPr>
-          <w:hyperlink w:anchor="_Toc231231965" w:history="1">
+          <w:hyperlink w:anchor="_Toc231232474" w:history="1">
             <w:r>
               <w:rPr>
                 <w:rStyle w:val="aff9"/>
@@ -1751,7 +1714,7 @@
                 <w:noProof/>
                 <w:webHidden/>
               </w:rPr>
-              <w:instrText>PAGEREF _Toc231231965 \h</w:instrText>
+              <w:instrText>PAGEREF _Toc231232474 \h</w:instrText>
             </w:r>
             <w:r>
               <w:rPr>
@@ -1782,7 +1745,7 @@
                 <w:noProof/>
                 <w:webHidden/>
               </w:rPr>
-              <w:t>9</w:t>
+              <w:t>10</w:t>
             </w:r>
             <w:r>
               <w:rPr>
@@ -1802,11 +1765,15 @@
             </w:tabs>
             <w:ind w:left="880"/>
             <w:rPr>
-              <w:rFonts w:hint="eastAsia"/>
+              <w:rFonts w:asciiTheme="minorHAnsi" w:eastAsiaTheme="minorEastAsia" w:hAnsiTheme="minorHAnsi" w:hint="eastAsia"/>
               <w:noProof/>
+              <w:kern w:val="2"/>
+              <w:szCs w:val="24"/>
+              <w:lang w:eastAsia="zh-CN"/>
+              <w14:ligatures w14:val="standardContextual"/>
             </w:rPr>
           </w:pPr>
-          <w:hyperlink w:anchor="_Toc231231966" w:history="1">
+          <w:hyperlink w:anchor="_Toc231232475" w:history="1">
             <w:r>
               <w:rPr>
                 <w:rStyle w:val="aff9"/>
@@ -1844,7 +1811,7 @@
                 <w:noProof/>
                 <w:webHidden/>
               </w:rPr>
-              <w:instrText>PAGEREF _Toc231231966 \h</w:instrText>
+              <w:instrText>PAGEREF _Toc231232475 \h</w:instrText>
             </w:r>
             <w:r>
               <w:rPr>
@@ -1875,7 +1842,7 @@
                 <w:noProof/>
                 <w:webHidden/>
               </w:rPr>
-              <w:t>10</w:t>
+              <w:t>11</w:t>
             </w:r>
             <w:r>
               <w:rPr>
@@ -1895,11 +1862,15 @@
             </w:tabs>
             <w:ind w:left="880"/>
             <w:rPr>
-              <w:rFonts w:hint="eastAsia"/>
+              <w:rFonts w:asciiTheme="minorHAnsi" w:eastAsiaTheme="minorEastAsia" w:hAnsiTheme="minorHAnsi" w:hint="eastAsia"/>
               <w:noProof/>
+              <w:kern w:val="2"/>
+              <w:szCs w:val="24"/>
+              <w:lang w:eastAsia="zh-CN"/>
+              <w14:ligatures w14:val="standardContextual"/>
             </w:rPr>
           </w:pPr>
-          <w:hyperlink w:anchor="_Toc231231967" w:history="1">
+          <w:hyperlink w:anchor="_Toc231232476" w:history="1">
             <w:r>
               <w:rPr>
                 <w:rStyle w:val="aff9"/>
@@ -1937,7 +1908,7 @@
                 <w:noProof/>
                 <w:webHidden/>
               </w:rPr>
-              <w:instrText>PAGEREF _Toc231231967 \h</w:instrText>
+              <w:instrText>PAGEREF _Toc231232476 \h</w:instrText>
             </w:r>
             <w:r>
               <w:rPr>
@@ -1968,7 +1939,7 @@
                 <w:noProof/>
                 <w:webHidden/>
               </w:rPr>
-              <w:t>10</w:t>
+              <w:t>11</w:t>
             </w:r>
             <w:r>
               <w:rPr>
@@ -1988,11 +1959,15 @@
             </w:tabs>
             <w:ind w:left="440"/>
             <w:rPr>
-              <w:rFonts w:hint="eastAsia"/>
+              <w:rFonts w:asciiTheme="minorHAnsi" w:eastAsiaTheme="minorEastAsia" w:hAnsiTheme="minorHAnsi" w:hint="eastAsia"/>
               <w:noProof/>
+              <w:kern w:val="2"/>
+              <w:szCs w:val="24"/>
+              <w:lang w:eastAsia="zh-CN"/>
+              <w14:ligatures w14:val="standardContextual"/>
             </w:rPr>
           </w:pPr>
-          <w:hyperlink w:anchor="_Toc231231968" w:history="1">
+          <w:hyperlink w:anchor="_Toc231232477" w:history="1">
             <w:r>
               <w:rPr>
                 <w:rStyle w:val="aff9"/>
@@ -2031,7 +2006,7 @@
                 <w:noProof/>
                 <w:webHidden/>
               </w:rPr>
-              <w:instrText>PAGEREF _Toc231231968 \h</w:instrText>
+              <w:instrText>PAGEREF _Toc231232477 \h</w:instrText>
             </w:r>
             <w:r>
               <w:rPr>
@@ -2062,7 +2037,7 @@
                 <w:noProof/>
                 <w:webHidden/>
               </w:rPr>
-              <w:t>11</w:t>
+              <w:t>12</w:t>
             </w:r>
             <w:r>
               <w:rPr>
@@ -2082,11 +2057,15 @@
             </w:tabs>
             <w:ind w:left="880"/>
             <w:rPr>
-              <w:rFonts w:hint="eastAsia"/>
+              <w:rFonts w:asciiTheme="minorHAnsi" w:eastAsiaTheme="minorEastAsia" w:hAnsiTheme="minorHAnsi" w:hint="eastAsia"/>
               <w:noProof/>
+              <w:kern w:val="2"/>
+              <w:szCs w:val="24"/>
+              <w:lang w:eastAsia="zh-CN"/>
+              <w14:ligatures w14:val="standardContextual"/>
             </w:rPr>
           </w:pPr>
-          <w:hyperlink w:anchor="_Toc231231969" w:history="1">
+          <w:hyperlink w:anchor="_Toc231232478" w:history="1">
             <w:r>
               <w:rPr>
                 <w:rStyle w:val="aff9"/>
@@ -2124,7 +2103,7 @@
                 <w:noProof/>
                 <w:webHidden/>
               </w:rPr>
-              <w:instrText>PAGEREF _Toc231231969 \h</w:instrText>
+              <w:instrText>PAGEREF _Toc231232478 \h</w:instrText>
             </w:r>
             <w:r>
               <w:rPr>
@@ -2155,7 +2134,7 @@
                 <w:noProof/>
                 <w:webHidden/>
               </w:rPr>
-              <w:t>11</w:t>
+              <w:t>12</w:t>
             </w:r>
             <w:r>
               <w:rPr>
@@ -2175,11 +2154,15 @@
             </w:tabs>
             <w:ind w:left="880"/>
             <w:rPr>
-              <w:rFonts w:hint="eastAsia"/>
+              <w:rFonts w:asciiTheme="minorHAnsi" w:eastAsiaTheme="minorEastAsia" w:hAnsiTheme="minorHAnsi" w:hint="eastAsia"/>
               <w:noProof/>
+              <w:kern w:val="2"/>
+              <w:szCs w:val="24"/>
+              <w:lang w:eastAsia="zh-CN"/>
+              <w14:ligatures w14:val="standardContextual"/>
             </w:rPr>
           </w:pPr>
-          <w:hyperlink w:anchor="_Toc231231970" w:history="1">
+          <w:hyperlink w:anchor="_Toc231232479" w:history="1">
             <w:r>
               <w:rPr>
                 <w:rStyle w:val="aff9"/>
@@ -2218,7 +2201,7 @@
                 <w:noProof/>
                 <w:webHidden/>
               </w:rPr>
-              <w:instrText>PAGEREF _Toc231231970 \h</w:instrText>
+              <w:instrText>PAGEREF _Toc231232479 \h</w:instrText>
             </w:r>
             <w:r>
               <w:rPr>
@@ -2249,7 +2232,7 @@
                 <w:noProof/>
                 <w:webHidden/>
               </w:rPr>
-              <w:t>12</w:t>
+              <w:t>13</w:t>
             </w:r>
             <w:r>
               <w:rPr>
@@ -2269,11 +2252,15 @@
             </w:tabs>
             <w:ind w:left="880"/>
             <w:rPr>
-              <w:rFonts w:hint="eastAsia"/>
+              <w:rFonts w:asciiTheme="minorHAnsi" w:eastAsiaTheme="minorEastAsia" w:hAnsiTheme="minorHAnsi" w:hint="eastAsia"/>
               <w:noProof/>
+              <w:kern w:val="2"/>
+              <w:szCs w:val="24"/>
+              <w:lang w:eastAsia="zh-CN"/>
+              <w14:ligatures w14:val="standardContextual"/>
             </w:rPr>
           </w:pPr>
-          <w:hyperlink w:anchor="_Toc231231971" w:history="1">
+          <w:hyperlink w:anchor="_Toc231232480" w:history="1">
             <w:r>
               <w:rPr>
                 <w:rStyle w:val="aff9"/>
@@ -2311,7 +2298,7 @@
                 <w:noProof/>
                 <w:webHidden/>
               </w:rPr>
-              <w:instrText>PAGEREF _Toc231231971 \h</w:instrText>
+              <w:instrText>PAGEREF _Toc231232480 \h</w:instrText>
             </w:r>
             <w:r>
               <w:rPr>
@@ -2342,7 +2329,7 @@
                 <w:noProof/>
                 <w:webHidden/>
               </w:rPr>
-              <w:t>12</w:t>
+              <w:t>13</w:t>
             </w:r>
             <w:r>
               <w:rPr>
@@ -2362,11 +2349,15 @@
             </w:tabs>
             <w:ind w:left="440"/>
             <w:rPr>
-              <w:rFonts w:hint="eastAsia"/>
+              <w:rFonts w:asciiTheme="minorHAnsi" w:eastAsiaTheme="minorEastAsia" w:hAnsiTheme="minorHAnsi" w:hint="eastAsia"/>
               <w:noProof/>
+              <w:kern w:val="2"/>
+              <w:szCs w:val="24"/>
+              <w:lang w:eastAsia="zh-CN"/>
+              <w14:ligatures w14:val="standardContextual"/>
             </w:rPr>
           </w:pPr>
-          <w:hyperlink w:anchor="_Toc231231972" w:history="1">
+          <w:hyperlink w:anchor="_Toc231232481" w:history="1">
             <w:r>
               <w:rPr>
                 <w:rStyle w:val="aff9"/>
@@ -2405,7 +2396,7 @@
                 <w:noProof/>
                 <w:webHidden/>
               </w:rPr>
-              <w:instrText>PAGEREF _Toc231231972 \h</w:instrText>
+              <w:instrText>PAGEREF _Toc231232481 \h</w:instrText>
             </w:r>
             <w:r>
               <w:rPr>
@@ -2436,7 +2427,7 @@
                 <w:noProof/>
                 <w:webHidden/>
               </w:rPr>
-              <w:t>14</w:t>
+              <w:t>15</w:t>
             </w:r>
             <w:r>
               <w:rPr>
@@ -2456,11 +2447,15 @@
             </w:tabs>
             <w:ind w:left="880"/>
             <w:rPr>
-              <w:rFonts w:hint="eastAsia"/>
+              <w:rFonts w:asciiTheme="minorHAnsi" w:eastAsiaTheme="minorEastAsia" w:hAnsiTheme="minorHAnsi" w:hint="eastAsia"/>
               <w:noProof/>
+              <w:kern w:val="2"/>
+              <w:szCs w:val="24"/>
+              <w:lang w:eastAsia="zh-CN"/>
+              <w14:ligatures w14:val="standardContextual"/>
             </w:rPr>
           </w:pPr>
-          <w:hyperlink w:anchor="_Toc231231973" w:history="1">
+          <w:hyperlink w:anchor="_Toc231232482" w:history="1">
             <w:r>
               <w:rPr>
                 <w:rStyle w:val="aff9"/>
@@ -2498,7 +2493,7 @@
                 <w:noProof/>
                 <w:webHidden/>
               </w:rPr>
-              <w:instrText>PAGEREF _Toc231231973 \h</w:instrText>
+              <w:instrText>PAGEREF _Toc231232482 \h</w:instrText>
             </w:r>
             <w:r>
               <w:rPr>
@@ -2529,7 +2524,7 @@
                 <w:noProof/>
                 <w:webHidden/>
               </w:rPr>
-              <w:t>14</w:t>
+              <w:t>15</w:t>
             </w:r>
             <w:r>
               <w:rPr>
@@ -2549,11 +2544,15 @@
             </w:tabs>
             <w:ind w:left="880"/>
             <w:rPr>
-              <w:rFonts w:hint="eastAsia"/>
+              <w:rFonts w:asciiTheme="minorHAnsi" w:eastAsiaTheme="minorEastAsia" w:hAnsiTheme="minorHAnsi" w:hint="eastAsia"/>
               <w:noProof/>
+              <w:kern w:val="2"/>
+              <w:szCs w:val="24"/>
+              <w:lang w:eastAsia="zh-CN"/>
+              <w14:ligatures w14:val="standardContextual"/>
             </w:rPr>
           </w:pPr>
-          <w:hyperlink w:anchor="_Toc231231974" w:history="1">
+          <w:hyperlink w:anchor="_Toc231232483" w:history="1">
             <w:r>
               <w:rPr>
                 <w:rStyle w:val="aff9"/>
@@ -2592,7 +2591,7 @@
                 <w:noProof/>
                 <w:webHidden/>
               </w:rPr>
-              <w:instrText>PAGEREF _Toc231231974 \h</w:instrText>
+              <w:instrText>PAGEREF _Toc231232483 \h</w:instrText>
             </w:r>
             <w:r>
               <w:rPr>
@@ -2623,7 +2622,7 @@
                 <w:noProof/>
                 <w:webHidden/>
               </w:rPr>
-              <w:t>14</w:t>
+              <w:t>15</w:t>
             </w:r>
             <w:r>
               <w:rPr>
@@ -2643,11 +2642,15 @@
             </w:tabs>
             <w:ind w:left="880"/>
             <w:rPr>
-              <w:rFonts w:hint="eastAsia"/>
+              <w:rFonts w:asciiTheme="minorHAnsi" w:eastAsiaTheme="minorEastAsia" w:hAnsiTheme="minorHAnsi" w:hint="eastAsia"/>
               <w:noProof/>
+              <w:kern w:val="2"/>
+              <w:szCs w:val="24"/>
+              <w:lang w:eastAsia="zh-CN"/>
+              <w14:ligatures w14:val="standardContextual"/>
             </w:rPr>
           </w:pPr>
-          <w:hyperlink w:anchor="_Toc231231975" w:history="1">
+          <w:hyperlink w:anchor="_Toc231232484" w:history="1">
             <w:r>
               <w:rPr>
                 <w:rStyle w:val="aff9"/>
@@ -2686,7 +2689,7 @@
                 <w:noProof/>
                 <w:webHidden/>
               </w:rPr>
-              <w:instrText>PAGEREF _Toc231231975 \h</w:instrText>
+              <w:instrText>PAGEREF _Toc231232484 \h</w:instrText>
             </w:r>
             <w:r>
               <w:rPr>
@@ -2717,7 +2720,7 @@
                 <w:noProof/>
                 <w:webHidden/>
               </w:rPr>
-              <w:t>15</w:t>
+              <w:t>16</w:t>
             </w:r>
             <w:r>
               <w:rPr>
@@ -2737,11 +2740,15 @@
             </w:tabs>
             <w:ind w:left="440"/>
             <w:rPr>
-              <w:rFonts w:hint="eastAsia"/>
+              <w:rFonts w:asciiTheme="minorHAnsi" w:eastAsiaTheme="minorEastAsia" w:hAnsiTheme="minorHAnsi" w:hint="eastAsia"/>
               <w:noProof/>
+              <w:kern w:val="2"/>
+              <w:szCs w:val="24"/>
+              <w:lang w:eastAsia="zh-CN"/>
+              <w14:ligatures w14:val="standardContextual"/>
             </w:rPr>
           </w:pPr>
-          <w:hyperlink w:anchor="_Toc231231976" w:history="1">
+          <w:hyperlink w:anchor="_Toc231232485" w:history="1">
             <w:r>
               <w:rPr>
                 <w:rStyle w:val="aff9"/>
@@ -2780,7 +2787,7 @@
                 <w:noProof/>
                 <w:webHidden/>
               </w:rPr>
-              <w:instrText>PAGEREF _Toc231231976 \h</w:instrText>
+              <w:instrText>PAGEREF _Toc231232485 \h</w:instrText>
             </w:r>
             <w:r>
               <w:rPr>
@@ -2811,7 +2818,7 @@
                 <w:noProof/>
                 <w:webHidden/>
               </w:rPr>
-              <w:t>16</w:t>
+              <w:t>17</w:t>
             </w:r>
             <w:r>
               <w:rPr>
@@ -2831,11 +2838,15 @@
             </w:tabs>
             <w:ind w:left="880"/>
             <w:rPr>
-              <w:rFonts w:hint="eastAsia"/>
+              <w:rFonts w:asciiTheme="minorHAnsi" w:eastAsiaTheme="minorEastAsia" w:hAnsiTheme="minorHAnsi" w:hint="eastAsia"/>
               <w:noProof/>
+              <w:kern w:val="2"/>
+              <w:szCs w:val="24"/>
+              <w:lang w:eastAsia="zh-CN"/>
+              <w14:ligatures w14:val="standardContextual"/>
             </w:rPr>
           </w:pPr>
-          <w:hyperlink w:anchor="_Toc231231977" w:history="1">
+          <w:hyperlink w:anchor="_Toc231232486" w:history="1">
             <w:r>
               <w:rPr>
                 <w:rStyle w:val="aff9"/>
@@ -2874,7 +2885,7 @@
                 <w:noProof/>
                 <w:webHidden/>
               </w:rPr>
-              <w:instrText>PAGEREF _Toc231231977 \h</w:instrText>
+              <w:instrText>PAGEREF _Toc231232486 \h</w:instrText>
             </w:r>
             <w:r>
               <w:rPr>
@@ -2905,7 +2916,7 @@
                 <w:noProof/>
                 <w:webHidden/>
               </w:rPr>
-              <w:t>16</w:t>
+              <w:t>17</w:t>
             </w:r>
             <w:r>
               <w:rPr>
@@ -2925,11 +2936,15 @@
             </w:tabs>
             <w:ind w:left="880"/>
             <w:rPr>
-              <w:rFonts w:hint="eastAsia"/>
+              <w:rFonts w:asciiTheme="minorHAnsi" w:eastAsiaTheme="minorEastAsia" w:hAnsiTheme="minorHAnsi" w:hint="eastAsia"/>
               <w:noProof/>
+              <w:kern w:val="2"/>
+              <w:szCs w:val="24"/>
+              <w:lang w:eastAsia="zh-CN"/>
+              <w14:ligatures w14:val="standardContextual"/>
             </w:rPr>
           </w:pPr>
-          <w:hyperlink w:anchor="_Toc231231978" w:history="1">
+          <w:hyperlink w:anchor="_Toc231232487" w:history="1">
             <w:r>
               <w:rPr>
                 <w:rStyle w:val="aff9"/>
@@ -2967,7 +2982,7 @@
                 <w:noProof/>
                 <w:webHidden/>
               </w:rPr>
-              <w:instrText>PAGEREF _Toc231231978 \h</w:instrText>
+              <w:instrText>PAGEREF _Toc231232487 \h</w:instrText>
             </w:r>
             <w:r>
               <w:rPr>
@@ -2998,7 +3013,7 @@
                 <w:noProof/>
                 <w:webHidden/>
               </w:rPr>
-              <w:t>17</w:t>
+              <w:t>18</w:t>
             </w:r>
             <w:r>
               <w:rPr>
@@ -3017,11 +3032,15 @@
               <w:tab w:val="right" w:leader="dot" w:pos="8636"/>
             </w:tabs>
             <w:rPr>
-              <w:rFonts w:hint="eastAsia"/>
+              <w:rFonts w:asciiTheme="minorHAnsi" w:eastAsiaTheme="minorEastAsia" w:hAnsiTheme="minorHAnsi" w:hint="eastAsia"/>
               <w:noProof/>
+              <w:kern w:val="2"/>
+              <w:szCs w:val="24"/>
+              <w:lang w:eastAsia="zh-CN"/>
+              <w14:ligatures w14:val="standardContextual"/>
             </w:rPr>
           </w:pPr>
-          <w:hyperlink w:anchor="_Toc231231979" w:history="1">
+          <w:hyperlink w:anchor="_Toc231232488" w:history="1">
             <w:r>
               <w:rPr>
                 <w:rStyle w:val="aff9"/>
@@ -3060,7 +3079,7 @@
                 <w:noProof/>
                 <w:webHidden/>
               </w:rPr>
-              <w:instrText>PAGEREF _Toc231231979 \h</w:instrText>
+              <w:instrText>PAGEREF _Toc231232488 \h</w:instrText>
             </w:r>
             <w:r>
               <w:rPr>
@@ -3091,7 +3110,7 @@
                 <w:noProof/>
                 <w:webHidden/>
               </w:rPr>
-              <w:t>19</w:t>
+              <w:t>20</w:t>
             </w:r>
             <w:r>
               <w:rPr>
@@ -3111,11 +3130,15 @@
             </w:tabs>
             <w:ind w:left="440"/>
             <w:rPr>
-              <w:rFonts w:hint="eastAsia"/>
+              <w:rFonts w:asciiTheme="minorHAnsi" w:eastAsiaTheme="minorEastAsia" w:hAnsiTheme="minorHAnsi" w:hint="eastAsia"/>
               <w:noProof/>
+              <w:kern w:val="2"/>
+              <w:szCs w:val="24"/>
+              <w:lang w:eastAsia="zh-CN"/>
+              <w14:ligatures w14:val="standardContextual"/>
             </w:rPr>
           </w:pPr>
-          <w:hyperlink w:anchor="_Toc231231980" w:history="1">
+          <w:hyperlink w:anchor="_Toc231232489" w:history="1">
             <w:r>
               <w:rPr>
                 <w:rStyle w:val="aff9"/>
@@ -3154,7 +3177,7 @@
                 <w:noProof/>
                 <w:webHidden/>
               </w:rPr>
-              <w:instrText>PAGEREF _Toc231231980 \h</w:instrText>
+              <w:instrText>PAGEREF _Toc231232489 \h</w:instrText>
             </w:r>
             <w:r>
               <w:rPr>
@@ -3185,7 +3208,7 @@
                 <w:noProof/>
                 <w:webHidden/>
               </w:rPr>
-              <w:t>19</w:t>
+              <w:t>20</w:t>
             </w:r>
             <w:r>
               <w:rPr>
@@ -3205,11 +3228,15 @@
             </w:tabs>
             <w:ind w:left="880"/>
             <w:rPr>
-              <w:rFonts w:hint="eastAsia"/>
+              <w:rFonts w:asciiTheme="minorHAnsi" w:eastAsiaTheme="minorEastAsia" w:hAnsiTheme="minorHAnsi" w:hint="eastAsia"/>
               <w:noProof/>
+              <w:kern w:val="2"/>
+              <w:szCs w:val="24"/>
+              <w:lang w:eastAsia="zh-CN"/>
+              <w14:ligatures w14:val="standardContextual"/>
             </w:rPr>
           </w:pPr>
-          <w:hyperlink w:anchor="_Toc231231981" w:history="1">
+          <w:hyperlink w:anchor="_Toc231232490" w:history="1">
             <w:r>
               <w:rPr>
                 <w:rStyle w:val="aff9"/>
@@ -3247,7 +3274,7 @@
                 <w:noProof/>
                 <w:webHidden/>
               </w:rPr>
-              <w:instrText>PAGEREF _Toc231231981 \h</w:instrText>
+              <w:instrText>PAGEREF _Toc231232490 \h</w:instrText>
             </w:r>
             <w:r>
               <w:rPr>
@@ -3278,7 +3305,7 @@
                 <w:noProof/>
                 <w:webHidden/>
               </w:rPr>
-              <w:t>20</w:t>
+              <w:t>21</w:t>
             </w:r>
             <w:r>
               <w:rPr>
@@ -3298,11 +3325,15 @@
             </w:tabs>
             <w:ind w:left="440"/>
             <w:rPr>
-              <w:rFonts w:hint="eastAsia"/>
+              <w:rFonts w:asciiTheme="minorHAnsi" w:eastAsiaTheme="minorEastAsia" w:hAnsiTheme="minorHAnsi" w:hint="eastAsia"/>
               <w:noProof/>
+              <w:kern w:val="2"/>
+              <w:szCs w:val="24"/>
+              <w:lang w:eastAsia="zh-CN"/>
+              <w14:ligatures w14:val="standardContextual"/>
             </w:rPr>
           </w:pPr>
-          <w:hyperlink w:anchor="_Toc231231982" w:history="1">
+          <w:hyperlink w:anchor="_Toc231232491" w:history="1">
             <w:r>
               <w:rPr>
                 <w:rStyle w:val="aff9"/>
@@ -3341,7 +3372,7 @@
                 <w:noProof/>
                 <w:webHidden/>
               </w:rPr>
-              <w:instrText>PAGEREF _Toc231231982 \h</w:instrText>
+              <w:instrText>PAGEREF _Toc231232491 \h</w:instrText>
             </w:r>
             <w:r>
               <w:rPr>
@@ -3372,7 +3403,7 @@
                 <w:noProof/>
                 <w:webHidden/>
               </w:rPr>
-              <w:t>20</w:t>
+              <w:t>21</w:t>
             </w:r>
             <w:r>
               <w:rPr>
@@ -3392,11 +3423,15 @@
             </w:tabs>
             <w:ind w:left="440"/>
             <w:rPr>
-              <w:rFonts w:hint="eastAsia"/>
+              <w:rFonts w:asciiTheme="minorHAnsi" w:eastAsiaTheme="minorEastAsia" w:hAnsiTheme="minorHAnsi" w:hint="eastAsia"/>
               <w:noProof/>
+              <w:kern w:val="2"/>
+              <w:szCs w:val="24"/>
+              <w:lang w:eastAsia="zh-CN"/>
+              <w14:ligatures w14:val="standardContextual"/>
             </w:rPr>
           </w:pPr>
-          <w:hyperlink w:anchor="_Toc231231983" w:history="1">
+          <w:hyperlink w:anchor="_Toc231232492" w:history="1">
             <w:r>
               <w:rPr>
                 <w:rStyle w:val="aff9"/>
@@ -3434,7 +3469,7 @@
                 <w:noProof/>
                 <w:webHidden/>
               </w:rPr>
-              <w:instrText>PAGEREF _Toc231231983 \h</w:instrText>
+              <w:instrText>PAGEREF _Toc231232492 \h</w:instrText>
             </w:r>
             <w:r>
               <w:rPr>
@@ -3465,7 +3500,7 @@
                 <w:noProof/>
                 <w:webHidden/>
               </w:rPr>
-              <w:t>21</w:t>
+              <w:t>22</w:t>
             </w:r>
             <w:r>
               <w:rPr>
@@ -3485,11 +3520,15 @@
             </w:tabs>
             <w:ind w:left="440"/>
             <w:rPr>
-              <w:rFonts w:hint="eastAsia"/>
+              <w:rFonts w:asciiTheme="minorHAnsi" w:eastAsiaTheme="minorEastAsia" w:hAnsiTheme="minorHAnsi" w:hint="eastAsia"/>
               <w:noProof/>
+              <w:kern w:val="2"/>
+              <w:szCs w:val="24"/>
+              <w:lang w:eastAsia="zh-CN"/>
+              <w14:ligatures w14:val="standardContextual"/>
             </w:rPr>
           </w:pPr>
-          <w:hyperlink w:anchor="_Toc231231984" w:history="1">
+          <w:hyperlink w:anchor="_Toc231232493" w:history="1">
             <w:r>
               <w:rPr>
                 <w:rStyle w:val="aff9"/>
@@ -3528,7 +3567,7 @@
                 <w:noProof/>
                 <w:webHidden/>
               </w:rPr>
-              <w:instrText>PAGEREF _Toc231231984 \h</w:instrText>
+              <w:instrText>PAGEREF _Toc231232493 \h</w:instrText>
             </w:r>
             <w:r>
               <w:rPr>
@@ -3559,7 +3598,7 @@
                 <w:noProof/>
                 <w:webHidden/>
               </w:rPr>
-              <w:t>21</w:t>
+              <w:t>22</w:t>
             </w:r>
             <w:r>
               <w:rPr>
@@ -3578,11 +3617,15 @@
               <w:tab w:val="right" w:leader="dot" w:pos="8636"/>
             </w:tabs>
             <w:rPr>
-              <w:rFonts w:hint="eastAsia"/>
+              <w:rFonts w:asciiTheme="minorHAnsi" w:eastAsiaTheme="minorEastAsia" w:hAnsiTheme="minorHAnsi" w:hint="eastAsia"/>
               <w:noProof/>
+              <w:kern w:val="2"/>
+              <w:szCs w:val="24"/>
+              <w:lang w:eastAsia="zh-CN"/>
+              <w14:ligatures w14:val="standardContextual"/>
             </w:rPr>
           </w:pPr>
-          <w:hyperlink w:anchor="_Toc231231985" w:history="1">
+          <w:hyperlink w:anchor="_Toc231232494" w:history="1">
             <w:r>
               <w:rPr>
                 <w:rStyle w:val="aff9"/>
@@ -3621,7 +3664,7 @@
                 <w:noProof/>
                 <w:webHidden/>
               </w:rPr>
-              <w:instrText>PAGEREF _Toc231231985 \h</w:instrText>
+              <w:instrText>PAGEREF _Toc231232494 \h</w:instrText>
             </w:r>
             <w:r>
               <w:rPr>
@@ -3652,7 +3695,7 @@
                 <w:noProof/>
                 <w:webHidden/>
               </w:rPr>
-              <w:t>23</w:t>
+              <w:t>24</w:t>
             </w:r>
             <w:r>
               <w:rPr>
@@ -3672,11 +3715,15 @@
             </w:tabs>
             <w:ind w:left="440"/>
             <w:rPr>
-              <w:rFonts w:hint="eastAsia"/>
+              <w:rFonts w:asciiTheme="minorHAnsi" w:eastAsiaTheme="minorEastAsia" w:hAnsiTheme="minorHAnsi" w:hint="eastAsia"/>
               <w:noProof/>
+              <w:kern w:val="2"/>
+              <w:szCs w:val="24"/>
+              <w:lang w:eastAsia="zh-CN"/>
+              <w14:ligatures w14:val="standardContextual"/>
             </w:rPr>
           </w:pPr>
-          <w:hyperlink w:anchor="_Toc231231986" w:history="1">
+          <w:hyperlink w:anchor="_Toc231232495" w:history="1">
             <w:r>
               <w:rPr>
                 <w:rStyle w:val="aff9"/>
@@ -3714,7 +3761,7 @@
                 <w:noProof/>
                 <w:webHidden/>
               </w:rPr>
-              <w:instrText>PAGEREF _Toc231231986 \h</w:instrText>
+              <w:instrText>PAGEREF _Toc231232495 \h</w:instrText>
             </w:r>
             <w:r>
               <w:rPr>
@@ -3745,7 +3792,7 @@
                 <w:noProof/>
                 <w:webHidden/>
               </w:rPr>
-              <w:t>23</w:t>
+              <w:t>24</w:t>
             </w:r>
             <w:r>
               <w:rPr>
@@ -3765,11 +3812,15 @@
             </w:tabs>
             <w:ind w:left="440"/>
             <w:rPr>
-              <w:rFonts w:hint="eastAsia"/>
+              <w:rFonts w:asciiTheme="minorHAnsi" w:eastAsiaTheme="minorEastAsia" w:hAnsiTheme="minorHAnsi" w:hint="eastAsia"/>
               <w:noProof/>
+              <w:kern w:val="2"/>
+              <w:szCs w:val="24"/>
+              <w:lang w:eastAsia="zh-CN"/>
+              <w14:ligatures w14:val="standardContextual"/>
             </w:rPr>
           </w:pPr>
-          <w:hyperlink w:anchor="_Toc231231987" w:history="1">
+          <w:hyperlink w:anchor="_Toc231232496" w:history="1">
             <w:r>
               <w:rPr>
                 <w:rStyle w:val="aff9"/>
@@ -3807,7 +3858,7 @@
                 <w:noProof/>
                 <w:webHidden/>
               </w:rPr>
-              <w:instrText>PAGEREF _Toc231231987 \h</w:instrText>
+              <w:instrText>PAGEREF _Toc231232496 \h</w:instrText>
             </w:r>
             <w:r>
               <w:rPr>
@@ -3838,7 +3889,7 @@
                 <w:noProof/>
                 <w:webHidden/>
               </w:rPr>
-              <w:t>23</w:t>
+              <w:t>24</w:t>
             </w:r>
             <w:r>
               <w:rPr>
@@ -3858,11 +3909,15 @@
             </w:tabs>
             <w:ind w:left="440"/>
             <w:rPr>
-              <w:rFonts w:hint="eastAsia"/>
+              <w:rFonts w:asciiTheme="minorHAnsi" w:eastAsiaTheme="minorEastAsia" w:hAnsiTheme="minorHAnsi" w:hint="eastAsia"/>
               <w:noProof/>
+              <w:kern w:val="2"/>
+              <w:szCs w:val="24"/>
+              <w:lang w:eastAsia="zh-CN"/>
+              <w14:ligatures w14:val="standardContextual"/>
             </w:rPr>
           </w:pPr>
-          <w:hyperlink w:anchor="_Toc231231988" w:history="1">
+          <w:hyperlink w:anchor="_Toc231232497" w:history="1">
             <w:r>
               <w:rPr>
                 <w:rStyle w:val="aff9"/>
@@ -3900,7 +3955,7 @@
                 <w:noProof/>
                 <w:webHidden/>
               </w:rPr>
-              <w:instrText>PAGEREF _Toc231231988 \h</w:instrText>
+              <w:instrText>PAGEREF _Toc231232497 \h</w:instrText>
             </w:r>
             <w:r>
               <w:rPr>
@@ -3931,7 +3986,7 @@
                 <w:noProof/>
                 <w:webHidden/>
               </w:rPr>
-              <w:t>23</w:t>
+              <w:t>24</w:t>
             </w:r>
             <w:r>
               <w:rPr>
@@ -3951,11 +4006,15 @@
             </w:tabs>
             <w:ind w:left="440"/>
             <w:rPr>
-              <w:rFonts w:hint="eastAsia"/>
+              <w:rFonts w:asciiTheme="minorHAnsi" w:eastAsiaTheme="minorEastAsia" w:hAnsiTheme="minorHAnsi" w:hint="eastAsia"/>
               <w:noProof/>
+              <w:kern w:val="2"/>
+              <w:szCs w:val="24"/>
+              <w:lang w:eastAsia="zh-CN"/>
+              <w14:ligatures w14:val="standardContextual"/>
             </w:rPr>
           </w:pPr>
-          <w:hyperlink w:anchor="_Toc231231989" w:history="1">
+          <w:hyperlink w:anchor="_Toc231232498" w:history="1">
             <w:r>
               <w:rPr>
                 <w:rStyle w:val="aff9"/>
@@ -3994,7 +4053,7 @@
                 <w:noProof/>
                 <w:webHidden/>
               </w:rPr>
-              <w:instrText>PAGEREF _Toc231231989 \h</w:instrText>
+              <w:instrText>PAGEREF _Toc231232498 \h</w:instrText>
             </w:r>
             <w:r>
               <w:rPr>
@@ -4025,7 +4084,7 @@
                 <w:noProof/>
                 <w:webHidden/>
               </w:rPr>
-              <w:t>24</w:t>
+              <w:t>25</w:t>
             </w:r>
             <w:r>
               <w:rPr>
@@ -4044,11 +4103,15 @@
               <w:tab w:val="right" w:leader="dot" w:pos="8636"/>
             </w:tabs>
             <w:rPr>
-              <w:rFonts w:hint="eastAsia"/>
+              <w:rFonts w:asciiTheme="minorHAnsi" w:eastAsiaTheme="minorEastAsia" w:hAnsiTheme="minorHAnsi" w:hint="eastAsia"/>
               <w:noProof/>
+              <w:kern w:val="2"/>
+              <w:szCs w:val="24"/>
+              <w:lang w:eastAsia="zh-CN"/>
+              <w14:ligatures w14:val="standardContextual"/>
             </w:rPr>
           </w:pPr>
-          <w:hyperlink w:anchor="_Toc231231990" w:history="1">
+          <w:hyperlink w:anchor="_Toc231232499" w:history="1">
             <w:r>
               <w:rPr>
                 <w:rStyle w:val="aff9"/>
@@ -4087,7 +4150,7 @@
                 <w:noProof/>
                 <w:webHidden/>
               </w:rPr>
-              <w:instrText>PAGEREF _Toc231231990 \h</w:instrText>
+              <w:instrText>PAGEREF _Toc231232499 \h</w:instrText>
             </w:r>
             <w:r>
               <w:rPr>
@@ -4118,7 +4181,7 @@
                 <w:noProof/>
                 <w:webHidden/>
               </w:rPr>
-              <w:t>25</w:t>
+              <w:t>26</w:t>
             </w:r>
             <w:r>
               <w:rPr>
@@ -4138,11 +4201,15 @@
             </w:tabs>
             <w:ind w:left="440"/>
             <w:rPr>
-              <w:rFonts w:hint="eastAsia"/>
+              <w:rFonts w:asciiTheme="minorHAnsi" w:eastAsiaTheme="minorEastAsia" w:hAnsiTheme="minorHAnsi" w:hint="eastAsia"/>
               <w:noProof/>
+              <w:kern w:val="2"/>
+              <w:szCs w:val="24"/>
+              <w:lang w:eastAsia="zh-CN"/>
+              <w14:ligatures w14:val="standardContextual"/>
             </w:rPr>
           </w:pPr>
-          <w:hyperlink w:anchor="_Toc231231991" w:history="1">
+          <w:hyperlink w:anchor="_Toc231232500" w:history="1">
             <w:r>
               <w:rPr>
                 <w:rStyle w:val="aff9"/>
@@ -4181,7 +4248,7 @@
                 <w:noProof/>
                 <w:webHidden/>
               </w:rPr>
-              <w:instrText>PAGEREF _Toc231231991 \h</w:instrText>
+              <w:instrText>PAGEREF _Toc231232500 \h</w:instrText>
             </w:r>
             <w:r>
               <w:rPr>
@@ -4212,7 +4279,7 @@
                 <w:noProof/>
                 <w:webHidden/>
               </w:rPr>
-              <w:t>25</w:t>
+              <w:t>26</w:t>
             </w:r>
             <w:r>
               <w:rPr>
@@ -4232,11 +4299,15 @@
             </w:tabs>
             <w:ind w:left="440"/>
             <w:rPr>
-              <w:rFonts w:hint="eastAsia"/>
+              <w:rFonts w:asciiTheme="minorHAnsi" w:eastAsiaTheme="minorEastAsia" w:hAnsiTheme="minorHAnsi" w:hint="eastAsia"/>
               <w:noProof/>
+              <w:kern w:val="2"/>
+              <w:szCs w:val="24"/>
+              <w:lang w:eastAsia="zh-CN"/>
+              <w14:ligatures w14:val="standardContextual"/>
             </w:rPr>
           </w:pPr>
-          <w:hyperlink w:anchor="_Toc231231992" w:history="1">
+          <w:hyperlink w:anchor="_Toc231232501" w:history="1">
             <w:r>
               <w:rPr>
                 <w:rStyle w:val="aff9"/>
@@ -4274,7 +4345,7 @@
                 <w:noProof/>
                 <w:webHidden/>
               </w:rPr>
-              <w:instrText>PAGEREF _Toc231231992 \h</w:instrText>
+              <w:instrText>PAGEREF _Toc231232501 \h</w:instrText>
             </w:r>
             <w:r>
               <w:rPr>
@@ -4305,7 +4376,7 @@
                 <w:noProof/>
                 <w:webHidden/>
               </w:rPr>
-              <w:t>25</w:t>
+              <w:t>26</w:t>
             </w:r>
             <w:r>
               <w:rPr>
@@ -4324,11 +4395,15 @@
               <w:tab w:val="right" w:leader="dot" w:pos="8636"/>
             </w:tabs>
             <w:rPr>
-              <w:rFonts w:hint="eastAsia"/>
+              <w:rFonts w:asciiTheme="minorHAnsi" w:eastAsiaTheme="minorEastAsia" w:hAnsiTheme="minorHAnsi" w:hint="eastAsia"/>
               <w:noProof/>
+              <w:kern w:val="2"/>
+              <w:szCs w:val="24"/>
+              <w:lang w:eastAsia="zh-CN"/>
+              <w14:ligatures w14:val="standardContextual"/>
             </w:rPr>
           </w:pPr>
-          <w:hyperlink w:anchor="_Toc231231993" w:history="1">
+          <w:hyperlink w:anchor="_Toc231232502" w:history="1">
             <w:r>
               <w:rPr>
                 <w:rStyle w:val="aff9"/>
@@ -4367,7 +4442,7 @@
                 <w:noProof/>
                 <w:webHidden/>
               </w:rPr>
-              <w:instrText>PAGEREF _Toc231231993 \h</w:instrText>
+              <w:instrText>PAGEREF _Toc231232502 \h</w:instrText>
             </w:r>
             <w:r>
               <w:rPr>
@@ -4398,7 +4473,7 @@
                 <w:noProof/>
                 <w:webHidden/>
               </w:rPr>
-              <w:t>27</w:t>
+              <w:t>28</w:t>
             </w:r>
             <w:r>
               <w:rPr>
@@ -4418,11 +4493,15 @@
             </w:tabs>
             <w:ind w:left="440"/>
             <w:rPr>
-              <w:rFonts w:hint="eastAsia"/>
+              <w:rFonts w:asciiTheme="minorHAnsi" w:eastAsiaTheme="minorEastAsia" w:hAnsiTheme="minorHAnsi" w:hint="eastAsia"/>
               <w:noProof/>
+              <w:kern w:val="2"/>
+              <w:szCs w:val="24"/>
+              <w:lang w:eastAsia="zh-CN"/>
+              <w14:ligatures w14:val="standardContextual"/>
             </w:rPr>
           </w:pPr>
-          <w:hyperlink w:anchor="_Toc231231994" w:history="1">
+          <w:hyperlink w:anchor="_Toc231232503" w:history="1">
             <w:r>
               <w:rPr>
                 <w:rStyle w:val="aff9"/>
@@ -4461,7 +4540,7 @@
                 <w:noProof/>
                 <w:webHidden/>
               </w:rPr>
-              <w:instrText>PAGEREF _Toc231231994 \h</w:instrText>
+              <w:instrText>PAGEREF _Toc231232503 \h</w:instrText>
             </w:r>
             <w:r>
               <w:rPr>
@@ -4492,7 +4571,7 @@
                 <w:noProof/>
                 <w:webHidden/>
               </w:rPr>
-              <w:t>27</w:t>
+              <w:t>28</w:t>
             </w:r>
             <w:r>
               <w:rPr>
@@ -4512,11 +4591,15 @@
             </w:tabs>
             <w:ind w:left="440"/>
             <w:rPr>
-              <w:rFonts w:hint="eastAsia"/>
+              <w:rFonts w:asciiTheme="minorHAnsi" w:eastAsiaTheme="minorEastAsia" w:hAnsiTheme="minorHAnsi" w:hint="eastAsia"/>
               <w:noProof/>
+              <w:kern w:val="2"/>
+              <w:szCs w:val="24"/>
+              <w:lang w:eastAsia="zh-CN"/>
+              <w14:ligatures w14:val="standardContextual"/>
             </w:rPr>
           </w:pPr>
-          <w:hyperlink w:anchor="_Toc231231995" w:history="1">
+          <w:hyperlink w:anchor="_Toc231232504" w:history="1">
             <w:r>
               <w:rPr>
                 <w:rStyle w:val="aff9"/>
@@ -4554,7 +4637,7 @@
                 <w:noProof/>
                 <w:webHidden/>
               </w:rPr>
-              <w:instrText>PAGEREF _Toc231231995 \h</w:instrText>
+              <w:instrText>PAGEREF _Toc231232504 \h</w:instrText>
             </w:r>
             <w:r>
               <w:rPr>
@@ -4585,7 +4668,7 @@
                 <w:noProof/>
                 <w:webHidden/>
               </w:rPr>
-              <w:t>27</w:t>
+              <w:t>28</w:t>
             </w:r>
             <w:r>
               <w:rPr>
@@ -4605,11 +4688,15 @@
             </w:tabs>
             <w:ind w:left="440"/>
             <w:rPr>
-              <w:rFonts w:hint="eastAsia"/>
+              <w:rFonts w:asciiTheme="minorHAnsi" w:eastAsiaTheme="minorEastAsia" w:hAnsiTheme="minorHAnsi" w:hint="eastAsia"/>
               <w:noProof/>
+              <w:kern w:val="2"/>
+              <w:szCs w:val="24"/>
+              <w:lang w:eastAsia="zh-CN"/>
+              <w14:ligatures w14:val="standardContextual"/>
             </w:rPr>
           </w:pPr>
-          <w:hyperlink w:anchor="_Toc231231996" w:history="1">
+          <w:hyperlink w:anchor="_Toc231232505" w:history="1">
             <w:r>
               <w:rPr>
                 <w:rStyle w:val="aff9"/>
@@ -4647,7 +4734,7 @@
                 <w:noProof/>
                 <w:webHidden/>
               </w:rPr>
-              <w:instrText>PAGEREF _Toc231231996 \h</w:instrText>
+              <w:instrText>PAGEREF _Toc231232505 \h</w:instrText>
             </w:r>
             <w:r>
               <w:rPr>
@@ -4678,7 +4765,7 @@
                 <w:noProof/>
                 <w:webHidden/>
               </w:rPr>
-              <w:t>27</w:t>
+              <w:t>28</w:t>
             </w:r>
             <w:r>
               <w:rPr>
@@ -4698,11 +4785,15 @@
             </w:tabs>
             <w:ind w:left="440"/>
             <w:rPr>
-              <w:rFonts w:hint="eastAsia"/>
+              <w:rFonts w:asciiTheme="minorHAnsi" w:eastAsiaTheme="minorEastAsia" w:hAnsiTheme="minorHAnsi" w:hint="eastAsia"/>
               <w:noProof/>
+              <w:kern w:val="2"/>
+              <w:szCs w:val="24"/>
+              <w:lang w:eastAsia="zh-CN"/>
+              <w14:ligatures w14:val="standardContextual"/>
             </w:rPr>
           </w:pPr>
-          <w:hyperlink w:anchor="_Toc231231997" w:history="1">
+          <w:hyperlink w:anchor="_Toc231232506" w:history="1">
             <w:r>
               <w:rPr>
                 <w:rStyle w:val="aff9"/>
@@ -4741,7 +4832,7 @@
                 <w:noProof/>
                 <w:webHidden/>
               </w:rPr>
-              <w:instrText>PAGEREF _Toc231231997 \h</w:instrText>
+              <w:instrText>PAGEREF _Toc231232506 \h</w:instrText>
             </w:r>
             <w:r>
               <w:rPr>
@@ -4772,7 +4863,7 @@
                 <w:noProof/>
                 <w:webHidden/>
               </w:rPr>
-              <w:t>28</w:t>
+              <w:t>29</w:t>
             </w:r>
             <w:r>
               <w:rPr>
@@ -4791,11 +4882,15 @@
               <w:tab w:val="right" w:leader="dot" w:pos="8636"/>
             </w:tabs>
             <w:rPr>
-              <w:rFonts w:hint="eastAsia"/>
+              <w:rFonts w:asciiTheme="minorHAnsi" w:eastAsiaTheme="minorEastAsia" w:hAnsiTheme="minorHAnsi" w:hint="eastAsia"/>
               <w:noProof/>
+              <w:kern w:val="2"/>
+              <w:szCs w:val="24"/>
+              <w:lang w:eastAsia="zh-CN"/>
+              <w14:ligatures w14:val="standardContextual"/>
             </w:rPr>
           </w:pPr>
-          <w:hyperlink w:anchor="_Toc231231998" w:history="1">
+          <w:hyperlink w:anchor="_Toc231232507" w:history="1">
             <w:r>
               <w:rPr>
                 <w:rStyle w:val="aff9"/>
@@ -4834,7 +4929,7 @@
                 <w:noProof/>
                 <w:webHidden/>
               </w:rPr>
-              <w:instrText>PAGEREF _Toc231231998 \h</w:instrText>
+              <w:instrText>PAGEREF _Toc231232507 \h</w:instrText>
             </w:r>
             <w:r>
               <w:rPr>
@@ -4865,7 +4960,7 @@
                 <w:noProof/>
                 <w:webHidden/>
               </w:rPr>
-              <w:t>28</w:t>
+              <w:t>29</w:t>
             </w:r>
             <w:r>
               <w:rPr>
@@ -4889,7 +4984,6 @@
               <w:bCs/>
               <w:lang w:val="zh-CN"/>
             </w:rPr>
-            <w:lastRenderedPageBreak/>
             <w:fldChar w:fldCharType="end"/>
           </w:r>
         </w:p>
@@ -4902,11 +4996,12 @@
           <w:lang w:eastAsia="zh-CN"/>
         </w:rPr>
       </w:pPr>
-      <w:bookmarkStart w:id="0" w:name="_Toc231231951"/>
-      <w:r>
-        <w:rPr>
-          <w:lang w:eastAsia="zh-CN"/>
-        </w:rPr>
+      <w:bookmarkStart w:id="0" w:name="_Toc231232460"/>
+      <w:r>
+        <w:rPr>
+          <w:lang w:eastAsia="zh-CN"/>
+        </w:rPr>
+        <w:lastRenderedPageBreak/>
         <w:t>第一章</w:t>
       </w:r>
       <w:r>
@@ -4930,7 +5025,7 @@
           <w:lang w:eastAsia="zh-CN"/>
         </w:rPr>
       </w:pPr>
-      <w:bookmarkStart w:id="1" w:name="_Toc231231952"/>
+      <w:bookmarkStart w:id="1" w:name="_Toc231232461"/>
       <w:r>
         <w:rPr>
           <w:lang w:eastAsia="zh-CN"/>
@@ -5036,7 +5131,7 @@
           <w:lang w:eastAsia="zh-CN"/>
         </w:rPr>
       </w:pPr>
-      <w:bookmarkStart w:id="2" w:name="_Toc231231953"/>
+      <w:bookmarkStart w:id="2" w:name="_Toc231232462"/>
       <w:r>
         <w:rPr>
           <w:lang w:eastAsia="zh-CN"/>
@@ -5178,7 +5273,7 @@
       <w:pPr>
         <w:pStyle w:val="21"/>
       </w:pPr>
-      <w:bookmarkStart w:id="3" w:name="_Toc231231954"/>
+      <w:bookmarkStart w:id="3" w:name="_Toc231232463"/>
       <w:r>
         <w:t xml:space="preserve">1.3 </w:t>
       </w:r>
@@ -5436,7 +5531,6 @@
               </w:rPr>
             </w:pPr>
             <w:r>
-              <w:lastRenderedPageBreak/>
               <w:t>python-</w:t>
             </w:r>
             <w:proofErr w:type="spellStart"/>
@@ -5501,6 +5595,7 @@
             </w:pPr>
             <w:proofErr w:type="spellStart"/>
             <w:r>
+              <w:lastRenderedPageBreak/>
               <w:t>PyYAML</w:t>
             </w:r>
             <w:proofErr w:type="spellEnd"/>
@@ -5658,7 +5753,7 @@
       <w:pPr>
         <w:pStyle w:val="21"/>
       </w:pPr>
-      <w:bookmarkStart w:id="4" w:name="_Toc231231955"/>
+      <w:bookmarkStart w:id="4" w:name="_Toc231232464"/>
       <w:r>
         <w:t xml:space="preserve">1.4 </w:t>
       </w:r>
@@ -6229,14 +6324,6 @@
           <w:sz w:val="18"/>
         </w:rPr>
         <w:br/>
-      </w:r>
-      <w:r>
-        <w:rPr>
-          <w:rFonts w:ascii="Consolas" w:hAnsi="Consolas"/>
-          <w:color w:val="333333"/>
-          <w:sz w:val="18"/>
-        </w:rPr>
-        <w:lastRenderedPageBreak/>
         <w:t>│   └── v5_agent.py            # V5</w:t>
       </w:r>
       <w:r>
@@ -6304,6 +6391,14 @@
           <w:sz w:val="18"/>
         </w:rPr>
         <w:br/>
+      </w:r>
+      <w:r>
+        <w:rPr>
+          <w:rFonts w:ascii="Consolas" w:hAnsi="Consolas"/>
+          <w:color w:val="333333"/>
+          <w:sz w:val="18"/>
+        </w:rPr>
+        <w:lastRenderedPageBreak/>
         <w:t xml:space="preserve">    ├── memory.json            # </w:t>
       </w:r>
       <w:r>
@@ -6492,7 +6587,7 @@
           <w:lang w:eastAsia="zh-CN"/>
         </w:rPr>
       </w:pPr>
-      <w:bookmarkStart w:id="5" w:name="_Toc231231956"/>
+      <w:bookmarkStart w:id="5" w:name="_Toc231232465"/>
       <w:r>
         <w:rPr>
           <w:lang w:eastAsia="zh-CN"/>
@@ -6550,7 +6645,7 @@
       <w:pPr>
         <w:pStyle w:val="21"/>
       </w:pPr>
-      <w:bookmarkStart w:id="6" w:name="_Toc231231957"/>
+      <w:bookmarkStart w:id="6" w:name="_Toc231232466"/>
       <w:proofErr w:type="gramStart"/>
       <w:r>
         <w:t>2.1  V</w:t>
@@ -6584,7 +6679,7 @@
       <w:pPr>
         <w:pStyle w:val="31"/>
       </w:pPr>
-      <w:bookmarkStart w:id="7" w:name="_Toc231231958"/>
+      <w:bookmarkStart w:id="7" w:name="_Toc231232467"/>
       <w:r>
         <w:t>核心代码</w:t>
       </w:r>
@@ -6762,7 +6857,7 @@
       <w:pPr>
         <w:pStyle w:val="31"/>
       </w:pPr>
-      <w:bookmarkStart w:id="8" w:name="_Toc231231959"/>
+      <w:bookmarkStart w:id="8" w:name="_Toc231232468"/>
       <w:r>
         <w:t>学到的知识</w:t>
       </w:r>
@@ -6954,7 +7049,7 @@
           <w:lang w:eastAsia="zh-CN"/>
         </w:rPr>
       </w:pPr>
-      <w:bookmarkStart w:id="9" w:name="_Toc231231960"/>
+      <w:bookmarkStart w:id="9" w:name="_Toc231232469"/>
       <w:r>
         <w:rPr>
           <w:lang w:eastAsia="zh-CN"/>
@@ -7013,7 +7108,7 @@
       <w:pPr>
         <w:pStyle w:val="31"/>
       </w:pPr>
-      <w:bookmarkStart w:id="10" w:name="_Toc231231961"/>
+      <w:bookmarkStart w:id="10" w:name="_Toc231232470"/>
       <w:r>
         <w:t xml:space="preserve">V1→V2 </w:t>
       </w:r>
@@ -7305,7 +7400,7 @@
           <w:lang w:eastAsia="zh-CN"/>
         </w:rPr>
       </w:pPr>
-      <w:bookmarkStart w:id="11" w:name="_Toc231231962"/>
+      <w:bookmarkStart w:id="11" w:name="_Toc231232471"/>
       <w:r>
         <w:rPr>
           <w:lang w:eastAsia="zh-CN"/>
@@ -7554,7 +7649,7 @@
       <w:pPr>
         <w:pStyle w:val="31"/>
       </w:pPr>
-      <w:bookmarkStart w:id="12" w:name="_Toc231231963"/>
+      <w:bookmarkStart w:id="12" w:name="_Toc231232472"/>
       <w:r>
         <w:t>学到的知识</w:t>
       </w:r>
@@ -7695,7 +7790,7 @@
           <w:lang w:eastAsia="zh-CN"/>
         </w:rPr>
       </w:pPr>
-      <w:bookmarkStart w:id="13" w:name="_Toc231231964"/>
+      <w:bookmarkStart w:id="13" w:name="_Toc231232473"/>
       <w:r>
         <w:rPr>
           <w:lang w:eastAsia="zh-CN"/>
@@ -7743,7 +7838,7 @@
           <w:lang w:eastAsia="zh-CN"/>
         </w:rPr>
       </w:pPr>
-      <w:bookmarkStart w:id="14" w:name="_Toc231231965"/>
+      <w:bookmarkStart w:id="14" w:name="_Toc231232474"/>
       <w:r>
         <w:rPr>
           <w:lang w:eastAsia="zh-CN"/>
@@ -7869,7 +7964,7 @@
       <w:pPr>
         <w:pStyle w:val="31"/>
       </w:pPr>
-      <w:bookmarkStart w:id="15" w:name="_Toc231231966"/>
+      <w:bookmarkStart w:id="15" w:name="_Toc231232475"/>
       <w:proofErr w:type="spellStart"/>
       <w:r>
         <w:t>工具调用的完整流程</w:t>
@@ -8132,7 +8227,7 @@
       <w:pPr>
         <w:pStyle w:val="31"/>
       </w:pPr>
-      <w:bookmarkStart w:id="16" w:name="_Toc231231967"/>
+      <w:bookmarkStart w:id="16" w:name="_Toc231232476"/>
       <w:r>
         <w:t>踩过的坑</w:t>
       </w:r>
@@ -8312,7 +8407,7 @@
           <w:lang w:eastAsia="zh-CN"/>
         </w:rPr>
       </w:pPr>
-      <w:bookmarkStart w:id="17" w:name="_Toc231231968"/>
+      <w:bookmarkStart w:id="17" w:name="_Toc231232477"/>
       <w:r>
         <w:rPr>
           <w:lang w:eastAsia="zh-CN"/>
@@ -8369,7 +8464,7 @@
       <w:pPr>
         <w:pStyle w:val="31"/>
       </w:pPr>
-      <w:bookmarkStart w:id="18" w:name="_Toc231231969"/>
+      <w:bookmarkStart w:id="18" w:name="_Toc231232478"/>
       <w:r>
         <w:t xml:space="preserve">V3→V4 </w:t>
       </w:r>
@@ -8675,7 +8770,7 @@
           <w:lang w:eastAsia="zh-CN"/>
         </w:rPr>
       </w:pPr>
-      <w:bookmarkStart w:id="19" w:name="_Toc231231970"/>
+      <w:bookmarkStart w:id="19" w:name="_Toc231232479"/>
       <w:r>
         <w:rPr>
           <w:lang w:eastAsia="zh-CN"/>
@@ -8954,7 +9049,7 @@
       <w:pPr>
         <w:pStyle w:val="31"/>
       </w:pPr>
-      <w:bookmarkStart w:id="20" w:name="_Toc231231971"/>
+      <w:bookmarkStart w:id="20" w:name="_Toc231232480"/>
       <w:r>
         <w:t>踩过的坑</w:t>
       </w:r>
@@ -9096,7 +9191,7 @@
           <w:lang w:eastAsia="zh-CN"/>
         </w:rPr>
       </w:pPr>
-      <w:bookmarkStart w:id="21" w:name="_Toc231231972"/>
+      <w:bookmarkStart w:id="21" w:name="_Toc231232481"/>
       <w:r>
         <w:rPr>
           <w:lang w:eastAsia="zh-CN"/>
@@ -9142,7 +9237,7 @@
       <w:pPr>
         <w:pStyle w:val="31"/>
       </w:pPr>
-      <w:bookmarkStart w:id="22" w:name="_Toc231231973"/>
+      <w:bookmarkStart w:id="22" w:name="_Toc231232482"/>
       <w:r>
         <w:t xml:space="preserve">V4→V5 </w:t>
       </w:r>
@@ -9263,7 +9358,7 @@
           <w:lang w:eastAsia="zh-CN"/>
         </w:rPr>
       </w:pPr>
-      <w:bookmarkStart w:id="23" w:name="_Toc231231974"/>
+      <w:bookmarkStart w:id="23" w:name="_Toc231232483"/>
       <w:r>
         <w:rPr>
           <w:lang w:eastAsia="zh-CN"/>
@@ -9552,7 +9647,7 @@
           <w:lang w:eastAsia="zh-CN"/>
         </w:rPr>
       </w:pPr>
-      <w:bookmarkStart w:id="24" w:name="_Toc231231975"/>
+      <w:bookmarkStart w:id="24" w:name="_Toc231232484"/>
       <w:r>
         <w:rPr>
           <w:lang w:eastAsia="zh-CN"/>
@@ -9886,7 +9981,7 @@
           <w:lang w:eastAsia="zh-CN"/>
         </w:rPr>
       </w:pPr>
-      <w:bookmarkStart w:id="25" w:name="_Toc231231976"/>
+      <w:bookmarkStart w:id="25" w:name="_Toc231232485"/>
       <w:r>
         <w:rPr>
           <w:lang w:eastAsia="zh-CN"/>
@@ -9946,7 +10041,7 @@
           <w:lang w:eastAsia="zh-CN"/>
         </w:rPr>
       </w:pPr>
-      <w:bookmarkStart w:id="26" w:name="_Toc231231977"/>
+      <w:bookmarkStart w:id="26" w:name="_Toc231232486"/>
       <w:r>
         <w:rPr>
           <w:lang w:eastAsia="zh-CN"/>
@@ -10651,7 +10746,7 @@
       <w:pPr>
         <w:pStyle w:val="31"/>
       </w:pPr>
-      <w:bookmarkStart w:id="27" w:name="_Toc231231978"/>
+      <w:bookmarkStart w:id="27" w:name="_Toc231232487"/>
       <w:r>
         <w:t>踩过的坑</w:t>
       </w:r>
@@ -10842,7 +10937,7 @@
           <w:lang w:eastAsia="zh-CN"/>
         </w:rPr>
       </w:pPr>
-      <w:bookmarkStart w:id="28" w:name="_Toc231231979"/>
+      <w:bookmarkStart w:id="28" w:name="_Toc231232488"/>
       <w:r>
         <w:rPr>
           <w:lang w:eastAsia="zh-CN"/>
@@ -10871,7 +10966,7 @@
           <w:lang w:eastAsia="zh-CN"/>
         </w:rPr>
       </w:pPr>
-      <w:bookmarkStart w:id="29" w:name="_Toc231231980"/>
+      <w:bookmarkStart w:id="29" w:name="_Toc231232489"/>
       <w:r>
         <w:rPr>
           <w:lang w:eastAsia="zh-CN"/>
@@ -11238,7 +11333,7 @@
       <w:pPr>
         <w:pStyle w:val="31"/>
       </w:pPr>
-      <w:bookmarkStart w:id="30" w:name="_Toc231231981"/>
+      <w:bookmarkStart w:id="30" w:name="_Toc231232490"/>
       <w:r>
         <w:lastRenderedPageBreak/>
         <w:t>工具进化史</w:t>
@@ -11464,7 +11559,7 @@
           <w:lang w:eastAsia="zh-CN"/>
         </w:rPr>
       </w:pPr>
-      <w:bookmarkStart w:id="31" w:name="_Toc231231982"/>
+      <w:bookmarkStart w:id="31" w:name="_Toc231232491"/>
       <w:r>
         <w:rPr>
           <w:lang w:eastAsia="zh-CN"/>
@@ -11976,7 +12071,7 @@
       <w:pPr>
         <w:pStyle w:val="21"/>
       </w:pPr>
-      <w:bookmarkStart w:id="32" w:name="_Toc231231983"/>
+      <w:bookmarkStart w:id="32" w:name="_Toc231232492"/>
       <w:r>
         <w:lastRenderedPageBreak/>
         <w:t xml:space="preserve">3.3 </w:t>
@@ -12117,7 +12212,7 @@
           <w:lang w:eastAsia="zh-CN"/>
         </w:rPr>
       </w:pPr>
-      <w:bookmarkStart w:id="33" w:name="_Toc231231984"/>
+      <w:bookmarkStart w:id="33" w:name="_Toc231232493"/>
       <w:r>
         <w:rPr>
           <w:lang w:eastAsia="zh-CN"/>
@@ -12253,6 +12348,7 @@
     <w:p>
       <w:pPr>
         <w:rPr>
+          <w:rFonts w:hint="eastAsia"/>
           <w:i/>
           <w:color w:val="999999"/>
           <w:sz w:val="20"/>
@@ -12263,6 +12359,7 @@
     <w:p>
       <w:pPr>
         <w:rPr>
+          <w:rFonts w:hint="eastAsia"/>
           <w:i/>
           <w:color w:val="999999"/>
           <w:sz w:val="20"/>
@@ -12273,6 +12370,7 @@
     <w:p>
       <w:pPr>
         <w:rPr>
+          <w:rFonts w:hint="eastAsia"/>
           <w:i/>
           <w:color w:val="999999"/>
           <w:sz w:val="20"/>
@@ -12283,6 +12381,7 @@
     <w:p>
       <w:pPr>
         <w:rPr>
+          <w:rFonts w:hint="eastAsia"/>
           <w:i/>
           <w:color w:val="999999"/>
           <w:sz w:val="20"/>
@@ -12293,6 +12392,7 @@
     <w:p>
       <w:pPr>
         <w:rPr>
+          <w:rFonts w:hint="eastAsia"/>
           <w:i/>
           <w:color w:val="999999"/>
           <w:sz w:val="20"/>
@@ -12326,6 +12426,7 @@
       </w:r>
       <w:r>
         <w:rPr>
+          <w:noProof/>
           <w:lang w:eastAsia="zh-CN"/>
         </w:rPr>
         <w:drawing>
@@ -12374,6 +12475,7 @@
       </w:r>
       <w:r>
         <w:rPr>
+          <w:noProof/>
           <w:lang w:eastAsia="zh-CN"/>
         </w:rPr>
         <w:drawing>
@@ -12443,7 +12545,7 @@
           <w:lang w:eastAsia="zh-CN"/>
         </w:rPr>
       </w:pPr>
-      <w:bookmarkStart w:id="34" w:name="_Toc231231985"/>
+      <w:bookmarkStart w:id="34" w:name="_Toc231232494"/>
       <w:r>
         <w:rPr>
           <w:lang w:eastAsia="zh-CN"/>
@@ -12483,7 +12585,7 @@
       <w:pPr>
         <w:pStyle w:val="21"/>
       </w:pPr>
-      <w:bookmarkStart w:id="35" w:name="_Toc231231986"/>
+      <w:bookmarkStart w:id="35" w:name="_Toc231232495"/>
       <w:r>
         <w:t xml:space="preserve">4.1 XML </w:t>
       </w:r>
@@ -12608,7 +12710,7 @@
       <w:pPr>
         <w:pStyle w:val="21"/>
       </w:pPr>
-      <w:bookmarkStart w:id="36" w:name="_Toc231231987"/>
+      <w:bookmarkStart w:id="36" w:name="_Toc231232496"/>
       <w:r>
         <w:t xml:space="preserve">4.2 reasoning_content 400 </w:t>
       </w:r>
@@ -12651,7 +12753,7 @@
       <w:pPr>
         <w:pStyle w:val="21"/>
       </w:pPr>
-      <w:bookmarkStart w:id="37" w:name="_Toc231231988"/>
+      <w:bookmarkStart w:id="37" w:name="_Toc231232497"/>
       <w:r>
         <w:t xml:space="preserve">4.3 round_num </w:t>
       </w:r>
@@ -12701,7 +12803,7 @@
           <w:lang w:eastAsia="zh-CN"/>
         </w:rPr>
       </w:pPr>
-      <w:bookmarkStart w:id="38" w:name="_Toc231231989"/>
+      <w:bookmarkStart w:id="38" w:name="_Toc231232498"/>
       <w:r>
         <w:rPr>
           <w:lang w:eastAsia="zh-CN"/>
@@ -12779,7 +12881,7 @@
           <w:lang w:eastAsia="zh-CN"/>
         </w:rPr>
       </w:pPr>
-      <w:bookmarkStart w:id="39" w:name="_Toc231231990"/>
+      <w:bookmarkStart w:id="39" w:name="_Toc231232499"/>
       <w:r>
         <w:rPr>
           <w:lang w:eastAsia="zh-CN"/>
@@ -12808,7 +12910,7 @@
           <w:lang w:eastAsia="zh-CN"/>
         </w:rPr>
       </w:pPr>
-      <w:bookmarkStart w:id="40" w:name="_Toc231231991"/>
+      <w:bookmarkStart w:id="40" w:name="_Toc231232500"/>
       <w:r>
         <w:rPr>
           <w:lang w:eastAsia="zh-CN"/>
@@ -13423,7 +13525,7 @@
       <w:pPr>
         <w:pStyle w:val="21"/>
       </w:pPr>
-      <w:bookmarkStart w:id="41" w:name="_Toc231231992"/>
+      <w:bookmarkStart w:id="41" w:name="_Toc231232501"/>
       <w:r>
         <w:t xml:space="preserve">5.2 </w:t>
       </w:r>
@@ -13544,7 +13646,7 @@
           <w:lang w:eastAsia="zh-CN"/>
         </w:rPr>
       </w:pPr>
-      <w:bookmarkStart w:id="42" w:name="_Toc231231993"/>
+      <w:bookmarkStart w:id="42" w:name="_Toc231232502"/>
       <w:r>
         <w:rPr>
           <w:lang w:eastAsia="zh-CN"/>
@@ -13573,7 +13675,7 @@
           <w:lang w:eastAsia="zh-CN"/>
         </w:rPr>
       </w:pPr>
-      <w:bookmarkStart w:id="43" w:name="_Toc231231994"/>
+      <w:bookmarkStart w:id="43" w:name="_Toc231232503"/>
       <w:r>
         <w:rPr>
           <w:lang w:eastAsia="zh-CN"/>
@@ -13726,7 +13828,7 @@
       <w:pPr>
         <w:pStyle w:val="21"/>
       </w:pPr>
-      <w:bookmarkStart w:id="44" w:name="_Toc231231995"/>
+      <w:bookmarkStart w:id="44" w:name="_Toc231232504"/>
       <w:r>
         <w:t xml:space="preserve">6.2 </w:t>
       </w:r>
@@ -13825,7 +13927,7 @@
       <w:pPr>
         <w:pStyle w:val="21"/>
       </w:pPr>
-      <w:bookmarkStart w:id="45" w:name="_Toc231231996"/>
+      <w:bookmarkStart w:id="45" w:name="_Toc231232505"/>
       <w:r>
         <w:t xml:space="preserve">6.3 </w:t>
       </w:r>
@@ -13932,7 +14034,7 @@
           <w:lang w:eastAsia="zh-CN"/>
         </w:rPr>
       </w:pPr>
-      <w:bookmarkStart w:id="46" w:name="_Toc231231997"/>
+      <w:bookmarkStart w:id="46" w:name="_Toc231232506"/>
       <w:r>
         <w:rPr>
           <w:lang w:eastAsia="zh-CN"/>
@@ -14057,7 +14159,7 @@
           <w:lang w:eastAsia="zh-CN"/>
         </w:rPr>
       </w:pPr>
-      <w:bookmarkStart w:id="47" w:name="_Toc231231998"/>
+      <w:bookmarkStart w:id="47" w:name="_Toc231232507"/>
       <w:r>
         <w:rPr>
           <w:lang w:eastAsia="zh-CN"/>
